--- a/tailored_resumes/remoteok-1137531.docx
+++ b/tailored_resumes/remoteok-1137531.docx
@@ -25,7 +25,7 @@
     </w:p>
     <w:p>
       <w:r>
-        <w:t>Data-driven professional with a strong foundation in Python, SQL, and AI fundamentals, seeking to leverage analytical skills as an Associate Data Scientist. Proven ability to translate datasets into actionable insights through data visualization and classification, demonstrated during a Deloitte data analytics simulation.</w:t>
+        <w:t>Entry-level professional with strong academic and practical foundations in Python, SQL, database design, and AI fundamentals. Experienced in data classification, visualization, and analytical problem-solving through a Deloitte data analytics job simulation. Eager to leverage skills in query optimization and structured data analysis to support data-driven decision-making.</w:t>
       </w:r>
     </w:p>
     <w:p>
@@ -38,7 +38,7 @@
     </w:p>
     <w:p>
       <w:r>
-        <w:t>Python, SQL, Database Design, Query Optimization, AI Fundamentals, Tableau, Data Visualization, Excel</w:t>
+        <w:t>Python, SQL, Query Optimization, Database Design, Data Visualization, AI fundamentals, Tableau, Excel</w:t>
       </w:r>
     </w:p>
     <w:p>
@@ -62,7 +62,7 @@
         <w:pStyle w:val="ListBullet"/>
       </w:pPr>
       <w:r>
-        <w:t>Completed a Deloitte job simulation involving data analysis and forensic technology to decode raw information and identify patterns.</w:t>
+        <w:t>Executed data analysis and forensic technology tasks during a Deloitte job simulation to analyze data structures and classify information.</w:t>
       </w:r>
     </w:p>
     <w:p>
@@ -70,7 +70,7 @@
         <w:pStyle w:val="ListBullet"/>
       </w:pPr>
       <w:r>
-        <w:t>Created a data dashboard using Tableau to translate data into actionable insights for business strategy.</w:t>
+        <w:t>Built dynamic data dashboards in Tableau to turn raw information into clear visual representations.</w:t>
       </w:r>
     </w:p>
     <w:p>
@@ -78,7 +78,7 @@
         <w:pStyle w:val="ListBullet"/>
       </w:pPr>
       <w:r>
-        <w:t>Used Excel to classify data and draw business conclusions, ensuring data was organized and primed for analysis.</w:t>
+        <w:t>Utilized Excel to classify datasets, analyze trends, and draw actionable conclusions.</w:t>
       </w:r>
     </w:p>
     <w:p>
@@ -110,7 +110,7 @@
         <w:pStyle w:val="ListBullet"/>
       </w:pPr>
       <w:r>
-        <w:t>Identified and resolved Clock Domain Crossing issues in complex SoC designs, utilizing a sharp eye for detail to detect risks and improve reliability.</w:t>
+        <w:t>Applied systematic technical analysis and industry tools to detect risks and resolve Clock Domain Crossing issues in complex hardware designs.</w:t>
       </w:r>
     </w:p>
     <w:p>
@@ -118,7 +118,7 @@
         <w:pStyle w:val="ListBullet"/>
       </w:pPr>
       <w:r>
-        <w:t>Raised awareness on online scams and phishing through materials on safe digital practices and cyber fraud prevention.</w:t>
+        <w:t>Conducted community sessions and analyzed digital scam patterns to educate the public on cyber fraud prevention and online safety.</w:t>
       </w:r>
     </w:p>
     <w:p>

--- a/tailored_resumes/remoteok-1137531.docx
+++ b/tailored_resumes/remoteok-1137531.docx
@@ -25,7 +25,7 @@
     </w:p>
     <w:p>
       <w:r>
-        <w:t>Entry-level professional with strong academic and practical foundations in Python, SQL, database design, and AI fundamentals. Experienced in data classification, visualization, and analytical problem-solving through a Deloitte data analytics job simulation. Eager to leverage skills in query optimization and structured data analysis to support data-driven decision-making.</w:t>
+        <w:t>Entry-level professional with a strong technical background in Python, SQL, and AI fundamentals, focused on turning raw data into actionable insights. Demonstrated experience in data analysis, database design, and visualization through a Deloitte simulation and complex engineering projects.</w:t>
       </w:r>
     </w:p>
     <w:p>
@@ -38,7 +38,7 @@
     </w:p>
     <w:p>
       <w:r>
-        <w:t>Python, SQL, Query Optimization, Database Design, Data Visualization, AI fundamentals, Tableau, Excel</w:t>
+        <w:t>Python, SQL, Database Design, Query Optimization, AI fundamentals, Tableau, Power BI, Excel</w:t>
       </w:r>
     </w:p>
     <w:p>
@@ -62,7 +62,7 @@
         <w:pStyle w:val="ListBullet"/>
       </w:pPr>
       <w:r>
-        <w:t>Executed data analysis and forensic technology tasks during a Deloitte job simulation to analyze data structures and classify information.</w:t>
+        <w:t>Completed a Deloitte job simulation focused on data analysis and forensic technology to decode data and drive business insights.</w:t>
       </w:r>
     </w:p>
     <w:p>
@@ -70,7 +70,7 @@
         <w:pStyle w:val="ListBullet"/>
       </w:pPr>
       <w:r>
-        <w:t>Built dynamic data dashboards in Tableau to turn raw information into clear visual representations.</w:t>
+        <w:t>Created a data dashboard using Tableau to visualize patterns and support strategic decision-making.</w:t>
       </w:r>
     </w:p>
     <w:p>
@@ -78,7 +78,7 @@
         <w:pStyle w:val="ListBullet"/>
       </w:pPr>
       <w:r>
-        <w:t>Utilized Excel to classify datasets, analyze trends, and draw actionable conclusions.</w:t>
+        <w:t>Utilized Excel to classify datasets and draw conclusions to optimize business efficiency.</w:t>
       </w:r>
     </w:p>
     <w:p>
@@ -110,7 +110,7 @@
         <w:pStyle w:val="ListBullet"/>
       </w:pPr>
       <w:r>
-        <w:t>Applied systematic technical analysis and industry tools to detect risks and resolve Clock Domain Crossing issues in complex hardware designs.</w:t>
+        <w:t>Identified and resolved Clock Domain Crossing issues in complex SoC designs, ensuring data integrity and system reliability.</w:t>
       </w:r>
     </w:p>
     <w:p>
@@ -118,7 +118,15 @@
         <w:pStyle w:val="ListBullet"/>
       </w:pPr>
       <w:r>
-        <w:t>Conducted community sessions and analyzed digital scam patterns to educate the public on cyber fraud prevention and online safety.</w:t>
+        <w:t>Implemented verification strategies and analyzed design risks to optimize hardware performance.</w:t>
+      </w:r>
+    </w:p>
+    <w:p>
+      <w:pPr>
+        <w:pStyle w:val="ListBullet"/>
+      </w:pPr>
+      <w:r>
+        <w:t>Analyzed digital fraud patterns to develop awareness materials and conduct sessions on cyber security and safe digital practices.</w:t>
       </w:r>
     </w:p>
     <w:p>

--- a/tailored_resumes/remoteok-1137531.docx
+++ b/tailored_resumes/remoteok-1137531.docx
@@ -25,7 +25,7 @@
     </w:p>
     <w:p>
       <w:r>
-        <w:t>Entry-level professional with a strong technical background in Python, SQL, and AI fundamentals, focused on turning raw data into actionable insights. Demonstrated experience in data analysis, database design, and visualization through a Deloitte simulation and complex engineering projects.</w:t>
+        <w:t>Entry-level professional with a B.Tech in Electronics and Communication Engineering and a strong foundation in Python, SQL, database design, and AI fundamentals. Experienced in performing data analysis, classification, and visualization using Tableau and Excel through practical job simulation and projects. Passionate about applying query optimization, data analysis, and analytical problem-solving to uncover actionable insights.</w:t>
       </w:r>
     </w:p>
     <w:p>
@@ -38,7 +38,7 @@
     </w:p>
     <w:p>
       <w:r>
-        <w:t>Python, SQL, Database Design, Query Optimization, AI fundamentals, Tableau, Power BI, Excel</w:t>
+        <w:t>Python, SQL, Query Optimization, Database Design, AI fundamentals, Data Visualization, Tableau, Excel</w:t>
       </w:r>
     </w:p>
     <w:p>
@@ -62,7 +62,7 @@
         <w:pStyle w:val="ListBullet"/>
       </w:pPr>
       <w:r>
-        <w:t>Completed a Deloitte job simulation focused on data analysis and forensic technology to decode data and drive business insights.</w:t>
+        <w:t>Executed end-to-end data analysis and forensic technology tasks during a Deloitte job simulation to evaluate complex data sets</w:t>
       </w:r>
     </w:p>
     <w:p>
@@ -70,7 +70,7 @@
         <w:pStyle w:val="ListBullet"/>
       </w:pPr>
       <w:r>
-        <w:t>Created a data dashboard using Tableau to visualize patterns and support strategic decision-making.</w:t>
+        <w:t>Developed interactive data dashboards in Tableau to visualize metrics and deliver actionable insights</w:t>
       </w:r>
     </w:p>
     <w:p>
@@ -78,7 +78,7 @@
         <w:pStyle w:val="ListBullet"/>
       </w:pPr>
       <w:r>
-        <w:t>Utilized Excel to classify datasets and draw conclusions to optimize business efficiency.</w:t>
+        <w:t>Utilized Excel to classify structured data, spot trends, and draw sound business conclusions</w:t>
       </w:r>
     </w:p>
     <w:p>
@@ -110,7 +110,7 @@
         <w:pStyle w:val="ListBullet"/>
       </w:pPr>
       <w:r>
-        <w:t>Identified and resolved Clock Domain Crossing issues in complex SoC designs, ensuring data integrity and system reliability.</w:t>
+        <w:t>Identified, analyzed, and resolved Clock Domain Crossing issues in complex System-on-Chip (SoC) designs to minimize technical risk</w:t>
       </w:r>
     </w:p>
     <w:p>
@@ -118,7 +118,7 @@
         <w:pStyle w:val="ListBullet"/>
       </w:pPr>
       <w:r>
-        <w:t>Implemented verification strategies and analyzed design risks to optimize hardware performance.</w:t>
+        <w:t>Applied industry-standard verification strategies and analytical techniques to improve overall design reliability and catch anomalies</w:t>
       </w:r>
     </w:p>
     <w:p>
@@ -126,7 +126,7 @@
         <w:pStyle w:val="ListBullet"/>
       </w:pPr>
       <w:r>
-        <w:t>Analyzed digital fraud patterns to develop awareness materials and conduct sessions on cyber security and safe digital practices.</w:t>
+        <w:t>Led educational sessions and developed structured materials to raise public awareness on cyber fraud prevention and online safety</w:t>
       </w:r>
     </w:p>
     <w:p>

--- a/tailored_resumes/remoteok-1137531.docx
+++ b/tailored_resumes/remoteok-1137531.docx
@@ -25,7 +25,7 @@
     </w:p>
     <w:p>
       <w:r>
-        <w:t>Entry-level professional with a B.Tech in Electronics and Communication Engineering and a strong foundation in Python, SQL, database design, and AI fundamentals. Experienced in performing data analysis, classification, and visualization using Tableau and Excel through practical job simulation and projects. Passionate about applying query optimization, data analysis, and analytical problem-solving to uncover actionable insights.</w:t>
+        <w:t>Entry-level professional with a B.Tech in Electronics and Communication Engineering and a strong foundation in Python, SQL, database design, and AI fundamentals. Skilled in query optimization, data analysis, and creating visual dashboards in Tableau through hands-on job simulation experience. Eager to leverage strong analytical abilities and data-driven problem-solving to deliver actionable insights.</w:t>
       </w:r>
     </w:p>
     <w:p>
@@ -38,7 +38,7 @@
     </w:p>
     <w:p>
       <w:r>
-        <w:t>Python, SQL, Query Optimization, Database Design, AI fundamentals, Data Visualization, Tableau, Excel</w:t>
+        <w:t>Python, SQL, Query Optimization, Database Design, AI Fundamentals, Data Visualization, Tableau, Excel</w:t>
       </w:r>
     </w:p>
     <w:p>
@@ -62,7 +62,7 @@
         <w:pStyle w:val="ListBullet"/>
       </w:pPr>
       <w:r>
-        <w:t>Executed end-to-end data analysis and forensic technology tasks during a Deloitte job simulation to evaluate complex data sets</w:t>
+        <w:t>Utilized Excel to classify complex datasets and extract business conclusions during a Deloitte data analytics job simulation.</w:t>
       </w:r>
     </w:p>
     <w:p>
@@ -70,7 +70,7 @@
         <w:pStyle w:val="ListBullet"/>
       </w:pPr>
       <w:r>
-        <w:t>Developed interactive data dashboards in Tableau to visualize metrics and deliver actionable insights</w:t>
+        <w:t>Designed and developed visual data dashboards in Tableau to communicate trends and analytical findings effectively.</w:t>
       </w:r>
     </w:p>
     <w:p>
@@ -78,7 +78,7 @@
         <w:pStyle w:val="ListBullet"/>
       </w:pPr>
       <w:r>
-        <w:t>Utilized Excel to classify structured data, spot trends, and draw sound business conclusions</w:t>
+        <w:t>Engaged in data analysis and forensic technology workflows to identify patterns and evaluate raw information.</w:t>
       </w:r>
     </w:p>
     <w:p>
@@ -110,7 +110,7 @@
         <w:pStyle w:val="ListBullet"/>
       </w:pPr>
       <w:r>
-        <w:t>Identified, analyzed, and resolved Clock Domain Crossing issues in complex System-on-Chip (SoC) designs to minimize technical risk</w:t>
+        <w:t>Clock Domain Crossing (CDC) Verification in SoC: Applied industry-standard verification tools and strategies to identify design risks and improve SoC reliability.</w:t>
       </w:r>
     </w:p>
     <w:p>
@@ -118,15 +118,7 @@
         <w:pStyle w:val="ListBullet"/>
       </w:pPr>
       <w:r>
-        <w:t>Applied industry-standard verification strategies and analytical techniques to improve overall design reliability and catch anomalies</w:t>
-      </w:r>
-    </w:p>
-    <w:p>
-      <w:pPr>
-        <w:pStyle w:val="ListBullet"/>
-      </w:pPr>
-      <w:r>
-        <w:t>Led educational sessions and developed structured materials to raise public awareness on cyber fraud prevention and online safety</w:t>
+        <w:t>Community Service Project on Digital Frauds: Analyzed digital risk vectors and conducted educational sessions on safe digital practices, online scams, and phishing prevention.</w:t>
       </w:r>
     </w:p>
     <w:p>

--- a/tailored_resumes/remoteok-1137531.docx
+++ b/tailored_resumes/remoteok-1137531.docx
@@ -25,7 +25,7 @@
     </w:p>
     <w:p>
       <w:r>
-        <w:t>Entry-level professional with a B.Tech in Electronics and Communication Engineering and a strong foundation in Python, SQL, database design, and AI fundamentals. Skilled in query optimization, data analysis, and creating visual dashboards in Tableau through hands-on job simulation experience. Eager to leverage strong analytical abilities and data-driven problem-solving to deliver actionable insights.</w:t>
+        <w:t>Entry-level graduate with a solid foundation in Python, SQL, Query Optimization, and AI fundamentals. Skilled in data analysis, database concepts, and dashboard creation in Tableau through a Deloitte job simulation. Seeking to apply analytical capabilities and programming skills to support data-driven decision-making at AlgaeCal.</w:t>
       </w:r>
     </w:p>
     <w:p>
@@ -38,7 +38,7 @@
     </w:p>
     <w:p>
       <w:r>
-        <w:t>Python, SQL, Query Optimization, Database Design, AI Fundamentals, Data Visualization, Tableau, Excel</w:t>
+        <w:t>Python, SQL, Query Optimization, Database Design, AI fundamentals, Data Visualization, Tableau, Excel</w:t>
       </w:r>
     </w:p>
     <w:p>
@@ -62,7 +62,7 @@
         <w:pStyle w:val="ListBullet"/>
       </w:pPr>
       <w:r>
-        <w:t>Utilized Excel to classify complex datasets and extract business conclusions during a Deloitte data analytics job simulation.</w:t>
+        <w:t>Executed data analysis and forensic technology tasks in a Deloitte job simulation to solve analytical problems</w:t>
       </w:r>
     </w:p>
     <w:p>
@@ -70,7 +70,7 @@
         <w:pStyle w:val="ListBullet"/>
       </w:pPr>
       <w:r>
-        <w:t>Designed and developed visual data dashboards in Tableau to communicate trends and analytical findings effectively.</w:t>
+        <w:t>Developed a data dashboard using Tableau to visually translate information for analysis</w:t>
       </w:r>
     </w:p>
     <w:p>
@@ -78,7 +78,7 @@
         <w:pStyle w:val="ListBullet"/>
       </w:pPr>
       <w:r>
-        <w:t>Engaged in data analysis and forensic technology workflows to identify patterns and evaluate raw information.</w:t>
+        <w:t>Classified datasets and derived key business conclusions using Excel</w:t>
       </w:r>
     </w:p>
     <w:p>
@@ -110,7 +110,7 @@
         <w:pStyle w:val="ListBullet"/>
       </w:pPr>
       <w:r>
-        <w:t>Clock Domain Crossing (CDC) Verification in SoC: Applied industry-standard verification tools and strategies to identify design risks and improve SoC reliability.</w:t>
+        <w:t>Identified and resolved Clock Domain Crossing issues in complex SoC designs, enhancing reliability through risk detection</w:t>
       </w:r>
     </w:p>
     <w:p>
@@ -118,7 +118,15 @@
         <w:pStyle w:val="ListBullet"/>
       </w:pPr>
       <w:r>
-        <w:t>Community Service Project on Digital Frauds: Analyzed digital risk vectors and conducted educational sessions on safe digital practices, online scams, and phishing prevention.</w:t>
+        <w:t>Leveraged structured analysis tools and strategies to execute CDC verification workflows</w:t>
+      </w:r>
+    </w:p>
+    <w:p>
+      <w:pPr>
+        <w:pStyle w:val="ListBullet"/>
+      </w:pPr>
+      <w:r>
+        <w:t>Organized and delivered awareness sessions on safe digital practices and cyber fraud prevention</w:t>
       </w:r>
     </w:p>
     <w:p>
